--- a/docs/interviews/2026-08-12 Ana Fialho, how decisions happen.docx
+++ b/docs/interviews/2026-08-12 Ana Fialho, how decisions happen.docx
@@ -12,12 +12,12 @@
     </w:p>
     <w:p>
       <w:r>
-        <w:t>Who: Ana Fialho (P-ANA), VP Product.</w:t>
+        <w:t>Who: Ana Fialho (Ana Fialho), VP Product.</w:t>
       </w:r>
     </w:p>
     <w:p>
       <w:r>
-        <w:t>Interviewer: Mei Tan (P-MEI), Head of Engineering.</w:t>
+        <w:t>Interviewer: Mei Tan (Mei Tan), Head of Engineering.</w:t>
       </w:r>
     </w:p>
     <w:p>
@@ -162,7 +162,7 @@
     </w:p>
     <w:p>
       <w:r>
-        <w:t>Mei: Tomas has not signed off on POL-03 for the LATAM accounts.</w:t>
+        <w:t>Mei: Tomas has not signed off on POLICY-03 for the LATAM accounts.</w:t>
       </w:r>
     </w:p>
     <w:p>
@@ -202,7 +202,7 @@
     </w:p>
     <w:p>
       <w:r>
-        <w:t>Ana: EXP-02. We set a threshold before running it, which I was pleased about because we</w:t>
+        <w:t>Ana: EXPERIMENT-02. We set a threshold before running it, which I was pleased about because we</w:t>
       </w:r>
     </w:p>
     <w:p>
@@ -346,7 +346,7 @@
         <w:pStyle w:val="ListNumber"/>
       </w:pPr>
       <w:r>
-        <w:t>The EXP-02 threshold was changed after the result, and the document holds only the current</w:t>
+        <w:t>The EXPERIMENT-02 threshold was changed after the result, and the document holds only the current</w:t>
       </w:r>
     </w:p>
     <w:p>
@@ -359,7 +359,7 @@
         <w:pStyle w:val="ListNumber"/>
       </w:pPr>
       <w:r>
-        <w:t>The POL-03 blocker has been retried three times with no escalation path, because the</w:t>
+        <w:t>The POLICY-03 blocker has been retried three times with no escalation path, because the</w:t>
       </w:r>
     </w:p>
     <w:p>

--- a/docs/interviews/2026-08-12 Ana Fialho, how decisions happen.docx
+++ b/docs/interviews/2026-08-12 Ana Fialho, how decisions happen.docx
@@ -12,12 +12,12 @@
     </w:p>
     <w:p>
       <w:r>
-        <w:t>Who: Ana Fialho (Ana Fialho), VP Product.</w:t>
+        <w:t>Who: Ana Fialho, VP Product.</w:t>
       </w:r>
     </w:p>
     <w:p>
       <w:r>
-        <w:t>Interviewer: Mei Tan (Mei Tan), Head of Engineering.</w:t>
+        <w:t>Interviewer: Mei Tan, Head of Engineering.</w:t>
       </w:r>
     </w:p>
     <w:p>
@@ -330,41 +330,22 @@
     </w:p>
     <w:p>
       <w:r>
-        <w:t>Three to record separately.</w:t>
-      </w:r>
-    </w:p>
-    <w:p>
-      <w:pPr>
-        <w:pStyle w:val="ListNumber"/>
-      </w:pPr>
-      <w:r>
-        <w:t>The June brief is stale and is still the document people read. Nobody owns updating it.</w:t>
-      </w:r>
-    </w:p>
-    <w:p>
-      <w:pPr>
-        <w:pStyle w:val="ListNumber"/>
-      </w:pPr>
-      <w:r>
-        <w:t>The EXPERIMENT-02 threshold was changed after the result, and the document holds only the current</w:t>
+        <w:t>Things to follow up.</w:t>
       </w:r>
     </w:p>
     <w:p>
       <w:r>
-        <w:t xml:space="preserve">   value. There is no version history anywhere.</w:t>
-      </w:r>
-    </w:p>
-    <w:p>
-      <w:pPr>
-        <w:pStyle w:val="ListNumber"/>
-      </w:pPr>
-      <w:r>
-        <w:t>The POLICY-03 blocker has been retried three times with no escalation path, because the</w:t>
+        <w:t>Who owns updating the June brief? Ana says it is out of date and still the one people read.</w:t>
       </w:r>
     </w:p>
     <w:p>
       <w:r>
-        <w:t xml:space="preserve">   escalation target is the blocker.</w:t>
+        <w:t>Find out what the EXPERIMENT-02 threshold was originally. The document only shows one number.</w:t>
+      </w:r>
+    </w:p>
+    <w:p>
+      <w:r>
+        <w:t>Ask Tomas directly about the POLICY-03 sign-off. Asking again does not appear to be working.</w:t>
       </w:r>
     </w:p>
     <w:sectPr>
